--- a/淘宝与微信支付的侵占财产案之又一控制网络编造数据/淘特与微信支付联合侵占本人财产案.docx
+++ b/淘宝与微信支付的侵占财产案之又一控制网络编造数据/淘特与微信支付联合侵占本人财产案.docx
@@ -588,15 +588,7 @@
         <w:rPr>
           <w:u w:val="single"/>
         </w:rPr>
-        <w:t>浙江省</w:t>
-      </w:r>
-      <w:bookmarkStart w:id="0" w:name="_GoBack"/>
-      <w:bookmarkEnd w:id="0"/>
-      <w:r>
-        <w:rPr>
-          <w:u w:val="single"/>
-        </w:rPr>
-        <w:t>杭州市中级人民法院</w:t>
+        <w:t>浙江省杭州市余杭区人民法院</w:t>
       </w:r>
     </w:p>
     <w:p>
